--- a/TASK 1/The London Zoo Task1B.docx
+++ b/TASK 1/The London Zoo Task1B.docx
@@ -14642,7 +14642,7 @@
           <w:sz w:val="24"/>
           <w:shd w:fill="auto" w:val="clear"/>
         </w:rPr>
-        <w:t xml:space="preserve">- The affected component will be re-tested.</w:t>
+        <w:t xml:space="preserve">- The affected component will be re-tested.are</w:t>
       </w:r>
     </w:p>
     <w:p>
